--- a/az/stories/a-glass-of-milk.docx
+++ b/az/stories/a-glass-of-milk.docx
@@ -4,229 +4,288 @@
   <w:body>
     <w:p>
       <w:pPr>
-        <w:pStyle w:val="Heading1"/>
+        <w:spacing w:before="0" w:after="60"/>
+        <w:jc w:val="left"/>
       </w:pPr>
       <w:r>
+        <w:rPr>
+          <w:rFonts w:ascii="Arial" w:hAnsi="Arial" w:eastAsia="Arial"/>
+          <w:i w:val="0"/>
+          <w:color w:val="000000"/>
+          <w:sz w:val="52"/>
+        </w:rPr>
         <w:t>Bir stəkan süd</w:t>
       </w:r>
     </w:p>
     <w:p>
       <w:pPr>
-        <w:ind w:firstLine="425"/>
-        <w:jc w:val="both"/>
+        <w:jc w:val="left"/>
       </w:pPr>
       <w:r>
         <w:rPr>
-          <w:rFonts w:ascii="Times New Roman" w:hAnsi="Times New Roman" w:cs="Times New Roman"/>
-          <w:b w:val="0"/>
+          <w:rFonts w:ascii="Arial" w:hAnsi="Arial" w:eastAsia="Arial"/>
           <w:i w:val="0"/>
-          <w:sz w:val="24"/>
+          <w:color w:val="000000"/>
+          <w:sz w:val="22"/>
         </w:rPr>
-        <w:t>Qapı-qapı gəzib xırda şeylər satmaqla təhsil haqqını ödəməyə çalışan kasıb bir oğlan bir gün tamam pulsuz qaldığını və eyni zamanda bərk acdığını başa düşür. Qərara gəlir ki, növbəti qapını döyüb ev sahibindən yemək istəsin. Elə də edir. Növbəti evə yaxınlaşıb qapını döyür. Amma qapını açan gözəl bir qadınla üz-üzə gələndə özünü itirir və yemək əvəzinə su istəyir. Qadın oğlanın ac olduğunu hiss edir və su əvəzinə ona bir stəkan süd gətirir. Oğlan südü aram-aram içəndən sonra qadından nə qədər borclu olduğunu soruşur. Qadın:</w:t>
+        <w:t>Təhsil haqqını ödəmək üçün qapı-qapı gəzib xırda əşyalar satan kasıb bir oğlan bir gün cibində heç bir pul qalmadığını və çox ac olduğunu görür. Növbəti qapını döyüb yemək istəməyə qərar verir.</w:t>
       </w:r>
     </w:p>
     <w:p>
       <w:pPr>
-        <w:ind w:firstLine="425"/>
-        <w:jc w:val="both"/>
+        <w:jc w:val="left"/>
       </w:pPr>
       <w:r>
         <w:rPr>
-          <w:rFonts w:ascii="Times New Roman" w:hAnsi="Times New Roman" w:cs="Times New Roman"/>
-          <w:b w:val="0"/>
+          <w:rFonts w:ascii="Arial" w:hAnsi="Arial" w:eastAsia="Arial"/>
           <w:i w:val="0"/>
-          <w:sz w:val="24"/>
+          <w:color w:val="000000"/>
+          <w:sz w:val="22"/>
         </w:rPr>
-        <w:t>— Mənə heç bir borcunuz yoxdur, — deyə cavab verir və əlavə edir: — Anam bizi «yaxşılığı əvəzsiz edin» deyə tərbiyə edib.</w:t>
+        <w:t>Qapını gənc bir qadın açır. Oğlan utanıb yemək istəyə bilmir və yalnız bir stəkan su xahiş edir. Qadın onun ac olduğunu hiss edib su əvəzinə böyük bir stəkan süd gətirir.</w:t>
       </w:r>
     </w:p>
     <w:p>
       <w:pPr>
-        <w:ind w:firstLine="425"/>
-        <w:jc w:val="both"/>
+        <w:jc w:val="left"/>
       </w:pPr>
       <w:r>
         <w:rPr>
-          <w:rFonts w:ascii="Times New Roman" w:hAnsi="Times New Roman" w:cs="Times New Roman"/>
-          <w:b w:val="0"/>
+          <w:rFonts w:ascii="Arial" w:hAnsi="Arial" w:eastAsia="Arial"/>
           <w:i w:val="0"/>
-          <w:sz w:val="24"/>
+          <w:color w:val="000000"/>
+          <w:sz w:val="22"/>
         </w:rPr>
-        <w:t>Hovard Kelli bir az tutulur və yalnız:</w:t>
+        <w:t>Oğlan südü aramla içdikdən sonra soruşur:</w:t>
       </w:r>
     </w:p>
     <w:p>
       <w:pPr>
-        <w:ind w:firstLine="425"/>
-        <w:jc w:val="both"/>
+        <w:jc w:val="left"/>
       </w:pPr>
       <w:r>
         <w:rPr>
-          <w:rFonts w:ascii="Times New Roman" w:hAnsi="Times New Roman" w:cs="Times New Roman"/>
-          <w:b w:val="0"/>
+          <w:rFonts w:ascii="Arial" w:hAnsi="Arial" w:eastAsia="Arial"/>
           <w:i w:val="0"/>
-          <w:sz w:val="24"/>
+          <w:color w:val="000000"/>
+          <w:sz w:val="22"/>
         </w:rPr>
-        <w:t>— Sizə ürəkdən təşəkkür edirəm, — deyə bilir.</w:t>
+        <w:t>— Sizə nə qədər borcluyam?</w:t>
       </w:r>
     </w:p>
     <w:p>
       <w:pPr>
-        <w:ind w:firstLine="425"/>
-        <w:jc w:val="both"/>
+        <w:jc w:val="left"/>
       </w:pPr>
       <w:r>
         <w:rPr>
-          <w:rFonts w:ascii="Times New Roman" w:hAnsi="Times New Roman" w:cs="Times New Roman"/>
-          <w:b w:val="0"/>
+          <w:rFonts w:ascii="Arial" w:hAnsi="Arial" w:eastAsia="Arial"/>
           <w:i w:val="0"/>
-          <w:sz w:val="24"/>
+          <w:color w:val="000000"/>
+          <w:sz w:val="22"/>
         </w:rPr>
-        <w:t>O, evdən uzaqlaşan kimi özünü həm fiziki cəhətdən daha güclü hiss edir, həm də Tanrıya və insanlığa olan inamının gücləndiyini duyur.</w:t>
+        <w:t>— Heç nə, — qadın cavab verir. — Anam bizə yaxşılığı əvəz gözləmədən etməyi öyrədib.</w:t>
       </w:r>
     </w:p>
     <w:p>
       <w:pPr>
-        <w:ind w:firstLine="425"/>
-        <w:jc w:val="both"/>
+        <w:jc w:val="left"/>
       </w:pPr>
       <w:r>
         <w:rPr>
-          <w:rFonts w:ascii="Times New Roman" w:hAnsi="Times New Roman" w:cs="Times New Roman"/>
-          <w:b w:val="0"/>
+          <w:rFonts w:ascii="Arial" w:hAnsi="Arial" w:eastAsia="Arial"/>
           <w:i w:val="0"/>
-          <w:sz w:val="24"/>
+          <w:color w:val="000000"/>
+          <w:sz w:val="22"/>
         </w:rPr>
-        <w:t>İllər keçir. Bir gün həmin qadın ağır bir xəstəliyə tutulur. Yerli həkimlər onun dərdinə dərman tapa bilmir. Nəhayət, çarəsiz qalan həkimlər qadını böyük şəhərə göndərir ki, mütəxəssislər bu nadir xəstəliyin səbəbini araşdırsınlar.</w:t>
+        <w:t>Oğlan yalnız bunu deyə bilir:</w:t>
       </w:r>
     </w:p>
     <w:p>
       <w:pPr>
-        <w:ind w:firstLine="425"/>
-        <w:jc w:val="both"/>
+        <w:jc w:val="left"/>
       </w:pPr>
       <w:r>
         <w:rPr>
-          <w:rFonts w:ascii="Times New Roman" w:hAnsi="Times New Roman" w:cs="Times New Roman"/>
-          <w:b w:val="0"/>
+          <w:rFonts w:ascii="Arial" w:hAnsi="Arial" w:eastAsia="Arial"/>
           <w:i w:val="0"/>
-          <w:sz w:val="24"/>
+          <w:color w:val="000000"/>
+          <w:sz w:val="22"/>
         </w:rPr>
-        <w:t>Məsləhətləşməyə doktor Hovard Kelli də cəlb olunur. Xəstənin hansı şəhərdən gətirildiyini eşidən kimi doktorun gözləri sanki nurla dolur. Dərhal yerindən qalxıb qadının yerləşdirildiyi palataya yollanır. Qadını görər-görməz tanıyır: bu, onu uşaqlıqda bir stəkan südlə aclıqdan qurtarmış və qəlbindəki Tanrı sevgisinin güclənməsinə yol açmış həmin qadın idi.</w:t>
+        <w:t>— Sizə ürəkdən təşəkkür edirəm.</w:t>
       </w:r>
     </w:p>
     <w:p>
       <w:pPr>
-        <w:ind w:firstLine="425"/>
-        <w:jc w:val="both"/>
+        <w:jc w:val="left"/>
       </w:pPr>
       <w:r>
         <w:rPr>
-          <w:rFonts w:ascii="Times New Roman" w:hAnsi="Times New Roman" w:cs="Times New Roman"/>
-          <w:b w:val="0"/>
+          <w:rFonts w:ascii="Arial" w:hAnsi="Arial" w:eastAsia="Arial"/>
           <w:i w:val="0"/>
-          <w:sz w:val="24"/>
+          <w:color w:val="000000"/>
+          <w:sz w:val="22"/>
         </w:rPr>
-        <w:t>Doktor o gündən qadını öz himayəsinə alır və onu sağaltmaq üçün əlindən gələni edəcəyinə qərar verir.</w:t>
+        <w:t>Evdən uzaqlaşarkən özünü təkcə fiziki baxımdan deyil, mənən də daha güclü hiss edir. Onun Allaha və insanlara olan inamı yenidən möhkəmlənir.</w:t>
       </w:r>
     </w:p>
     <w:p>
       <w:pPr>
-        <w:ind w:firstLine="425"/>
-        <w:jc w:val="both"/>
+        <w:jc w:val="left"/>
       </w:pPr>
       <w:r>
         <w:rPr>
-          <w:rFonts w:ascii="Times New Roman" w:hAnsi="Times New Roman" w:cs="Times New Roman"/>
-          <w:b w:val="0"/>
+          <w:rFonts w:ascii="Arial" w:hAnsi="Arial" w:eastAsia="Arial"/>
           <w:i w:val="0"/>
-          <w:sz w:val="24"/>
+          <w:color w:val="000000"/>
+          <w:sz w:val="22"/>
         </w:rPr>
-        <w:t>Uzun mübarizədən sonra xəstəlik məğlub olur, qadın sağlığına qovuşur. Xəstəxananı tərk edib evə dönmək vaxtı gəlir.</w:t>
+        <w:t>İllər keçir. Bir gün həmin qadın ağır xəstələnir. Yerli həkimlər xəstəliyin səbəbini müəyyənləşdirə bilmədikləri üçün onu böyük şəhərə, mütəxəssislərin yanına göndərirlər.</w:t>
       </w:r>
     </w:p>
     <w:p>
       <w:pPr>
-        <w:ind w:firstLine="425"/>
-        <w:jc w:val="both"/>
+        <w:jc w:val="left"/>
       </w:pPr>
       <w:r>
         <w:rPr>
-          <w:rFonts w:ascii="Times New Roman" w:hAnsi="Times New Roman" w:cs="Times New Roman"/>
-          <w:b w:val="0"/>
+          <w:rFonts w:ascii="Arial" w:hAnsi="Arial" w:eastAsia="Arial"/>
           <w:i w:val="0"/>
-          <w:sz w:val="24"/>
+          <w:color w:val="000000"/>
+          <w:sz w:val="22"/>
         </w:rPr>
-        <w:t>Doktor Kelli mühasibatdan müalicə xərclərini əks etdirən hesabı istəyir. Hesabı alır, kağızın kənarında bir şeylər yazır və onu qadının palatasına göndərir. Qadın həyəcanla hesabı əlinə alır və orada göstərilən məbləği ödəyə bilməyəcəyini düşünərək məyus olur. Bütün ömrü boyu bu borcu ödəmək üçün çalışmalı olacağını sanır.</w:t>
+        <w:t>Məsləhətləşməyə doktor Hovard Kelli də cəlb olunur. Xəstənin hansı şəhərdən gəldiyini eşidəndə dərhal onun palatasına yollanır. Qadını görən kimi tanıyır: bu, illər əvvəl ona bir stəkan süd verən və qəlbindəki ümid işığını yenidən alovlandıran həmin qadın idi.</w:t>
       </w:r>
     </w:p>
     <w:p>
       <w:pPr>
-        <w:ind w:firstLine="425"/>
-        <w:jc w:val="both"/>
+        <w:jc w:val="left"/>
       </w:pPr>
       <w:r>
         <w:rPr>
-          <w:rFonts w:ascii="Times New Roman" w:hAnsi="Times New Roman" w:cs="Times New Roman"/>
-          <w:b w:val="0"/>
+          <w:rFonts w:ascii="Arial" w:hAnsi="Arial" w:eastAsia="Arial"/>
           <w:i w:val="0"/>
-          <w:sz w:val="24"/>
+          <w:color w:val="000000"/>
+          <w:sz w:val="22"/>
         </w:rPr>
-        <w:t>Birdən kağızın kənarındakı bir cümlə diqqətini çəkir:</w:t>
+        <w:t>Doktor Kelli qadının müalicəsini şəxsən nəzarətə götürür və onu sağaltmaq üçün əlindən gələni etməyə qərar verir. Uzun mübarizədən sonra xəstəlik məğlub edilir və qadın sağalır.</w:t>
       </w:r>
     </w:p>
     <w:p>
       <w:pPr>
-        <w:ind w:firstLine="425"/>
-        <w:jc w:val="both"/>
+        <w:jc w:val="left"/>
       </w:pPr>
       <w:r>
         <w:rPr>
-          <w:rFonts w:ascii="Times New Roman" w:hAnsi="Times New Roman" w:cs="Times New Roman"/>
-          <w:b w:val="0"/>
+          <w:rFonts w:ascii="Arial" w:hAnsi="Arial" w:eastAsia="Arial"/>
           <w:i w:val="0"/>
-          <w:sz w:val="24"/>
+          <w:color w:val="000000"/>
+          <w:sz w:val="22"/>
         </w:rPr>
-        <w:t>«Bir stəkan südlə tam ödənilmişdir.» İmza: doktor Hovard Kelli.</w:t>
+        <w:t>Xəstəxanadan çıxmaq vaxtı çatanda doktor Kelli müalicə xərclərinin hesabını istəyir. Kağızın kənarına bir neçə söz yazıb hesabı qadının palatasına göndərir.</w:t>
       </w:r>
     </w:p>
     <w:p>
       <w:pPr>
-        <w:spacing w:after="40"/>
-      </w:pPr>
-    </w:p>
-    <w:p>
-      <w:pPr>
-        <w:pBdr>
-          <w:top w:val="single" w:sz="4" w:space="6" w:color="D9C7A3"/>
-          <w:left w:val="single" w:sz="24" w:space="12" w:color="B8860B"/>
-          <w:bottom w:val="single" w:sz="4" w:space="6" w:color="D9C7A3"/>
-          <w:right w:val="single" w:sz="4" w:space="10" w:color="D9C7A3"/>
-        </w:pBdr>
-        <w:shd w:val="clear" w:color="auto" w:fill="FBF6EA"/>
-        <w:spacing w:before="0" w:after="60"/>
-        <w:ind w:left="227" w:right="113"/>
-        <w:jc w:val="both"/>
+        <w:jc w:val="left"/>
       </w:pPr>
       <w:r>
         <w:rPr>
-          <w:rFonts w:ascii="Times New Roman" w:hAnsi="Times New Roman" w:cs="Times New Roman"/>
-          <w:b w:val="0"/>
-          <w:i/>
-          <w:color w:val="333333"/>
-          <w:sz w:val="24"/>
+          <w:rFonts w:ascii="Arial" w:hAnsi="Arial" w:eastAsia="Arial"/>
+          <w:i w:val="0"/>
+          <w:color w:val="000000"/>
+          <w:sz w:val="22"/>
         </w:rPr>
-        <w:t>Təmənnasız edilən yaxşılıq itmir; görünməz bir hesaba yazılır və vaxtı gələndə, sən gözləməyəndə qaytarılır.</w:t>
+        <w:t>Qadın hesabı həyəcanla açır. Göstərilən məbləği ödəyə bilməyəcəyindən qorxur və bütün ömrünü bu borcu bağlamağa sərf edəcəyini düşünür. Birdən kağızın kənarındakı cümlə diqqətini çəkir:</w:t>
       </w:r>
     </w:p>
     <w:p>
       <w:pPr>
-        <w:spacing w:after="120"/>
+        <w:jc w:val="left"/>
       </w:pPr>
+      <w:r>
+        <w:rPr>
+          <w:rFonts w:ascii="Arial" w:hAnsi="Arial" w:eastAsia="Arial"/>
+          <w:i w:val="0"/>
+          <w:color w:val="000000"/>
+          <w:sz w:val="22"/>
+        </w:rPr>
+        <w:t>“Bir stəkan südlə tam ödənilmişdir.”</w:t>
+      </w:r>
+    </w:p>
+    <w:p>
+      <w:pPr>
+        <w:jc w:val="left"/>
+      </w:pPr>
+      <w:r>
+        <w:rPr>
+          <w:rFonts w:ascii="Arial" w:hAnsi="Arial" w:eastAsia="Arial"/>
+          <w:i w:val="0"/>
+          <w:color w:val="000000"/>
+          <w:sz w:val="22"/>
+        </w:rPr>
+        <w:t>İmza: doktor Hovard Kelli.</w:t>
+      </w:r>
+    </w:p>
+    <w:p>
+      <w:pPr>
+        <w:pStyle w:val="Moral"/>
+        <w:keepNext/>
+        <w:keepLines/>
+        <w:widowControl/>
+        <w:spacing w:before="240" w:after="180" w:line="283" w:lineRule="auto"/>
+        <w:ind w:left="240" w:right="240"/>
+        <w:jc w:val="left"/>
+        <w:pBdr>
+          <w:top w:val="single" w:sz="8" w:space="7" w:color="E8D59A"/>
+          <w:left w:val="single" w:sz="32" w:space="11" w:color="C6A23A"/>
+          <w:bottom w:val="single" w:sz="8" w:space="7" w:color="E8D59A"/>
+          <w:right w:val="single" w:sz="8" w:space="11" w:color="E8D59A"/>
+        </w:pBdr>
+        <w:shd w:val="clear" w:color="auto" w:fill="FFF8E1"/>
+      </w:pPr>
+      <w:r>
+        <w:rPr>
+          <w:rFonts w:ascii="Arial" w:hAnsi="Arial" w:eastAsia="Arial" w:cs="Arial"/>
+          <w:b/>
+          <w:i w:val="0"/>
+          <w:color w:val="9A7417"/>
+          <w:sz w:val="22"/>
+        </w:rPr>
+        <w:t xml:space="preserve">İbrət: </w:t>
+      </w:r>
+      <w:r>
+        <w:rPr>
+          <w:rFonts w:ascii="Arial" w:hAnsi="Arial" w:eastAsia="Arial" w:cs="Arial"/>
+          <w:b w:val="0"/>
+          <w:i w:val="0"/>
+          <w:color w:val="3F3826"/>
+          <w:sz w:val="22"/>
+        </w:rPr>
+        <w:t>Təmənnasız edilən yaxşılıq itmir. O, görünməz bir hesaba yazılır və vaxtı gələndə, bəzən heç gözləmədiyin anda qarşına çıxır.</w:t>
+      </w:r>
+    </w:p>
+    <w:p>
+      <w:pPr>
+        <w:keepLines/>
+        <w:widowControl/>
+        <w:spacing w:before="60" w:after="0" w:line="240" w:lineRule="auto"/>
+        <w:jc w:val="right"/>
+      </w:pPr>
+      <w:r>
+        <w:rPr>
+          <w:rFonts w:ascii="Arial" w:hAnsi="Arial" w:eastAsia="Arial" w:cs="Arial"/>
+          <w:b w:val="0"/>
+          <w:i/>
+          <w:color w:val="8A7950"/>
+          <w:sz w:val="17"/>
+        </w:rPr>
+        <w:t>Hekayə açıq İnternet mənbələrindən əldə olunub.</w:t>
+      </w:r>
     </w:p>
     <w:sectPr>
       <w:pgSz w:w="12240" w:h="15840"/>
-      <w:pgMar w:top="1417" w:right="1417" w:bottom="1417" w:left="1417" w:header="720" w:footer="720" w:gutter="0"/>
+      <w:pgMar w:top="1440" w:right="1440" w:bottom="1440" w:left="1440" w:header="708" w:footer="708" w:gutter="0"/>
       <w:cols w:space="720"/>
       <w:docGrid w:linePitch="360"/>
     </w:sectPr>
@@ -598,12 +657,12 @@
     <w:qFormat/>
     <w:rsid w:val="00FC693F"/>
     <w:pPr>
-      <w:spacing w:line="276" w:lineRule="auto" w:after="120" w:before="0"/>
-      <w:jc w:val="both"/>
+      <w:spacing w:before="0" w:after="160" w:line="276" w:lineRule="auto"/>
     </w:pPr>
     <w:rPr>
-      <w:rFonts w:ascii="Times New Roman" w:hAnsi="Times New Roman" w:cs="Times New Roman"/>
-      <w:sz w:val="24"/>
+      <w:rFonts w:ascii="Arial" w:hAnsi="Arial" w:eastAsia="Arial"/>
+      <w:color w:val="000000"/>
+      <w:sz w:val="22"/>
     </w:rPr>
   </w:style>
   <w:style w:type="paragraph" w:styleId="Header">
@@ -661,17 +720,15 @@
     <w:pPr>
       <w:keepNext/>
       <w:keepLines/>
-      <w:spacing w:before="360" w:after="160"/>
-      <w:jc w:val="left"/>
+      <w:spacing w:before="480" w:after="0"/>
       <w:outlineLvl w:val="0"/>
     </w:pPr>
     <w:rPr>
-      <w:rFonts w:asciiTheme="majorHAnsi" w:eastAsiaTheme="majorEastAsia" w:hAnsiTheme="majorHAnsi" w:cstheme="majorBidi" w:ascii="Times New Roman" w:hAnsi="Times New Roman" w:cs="Times New Roman"/>
+      <w:rFonts w:asciiTheme="majorHAnsi" w:eastAsiaTheme="majorEastAsia" w:hAnsiTheme="majorHAnsi" w:cstheme="majorBidi"/>
       <w:b/>
       <w:bCs/>
-      <w:i w:val="0"/>
-      <w:color w:val="1F1F1F"/>
-      <w:sz w:val="30"/>
+      <w:color w:val="365F91" w:themeColor="accent1" w:themeShade="BF"/>
+      <w:sz w:val="28"/>
       <w:szCs w:val="28"/>
     </w:rPr>
   </w:style>
@@ -12289,6 +12346,18 @@
         <w:shd w:val="clear" w:color="auto" w:fill="FBCAA2" w:themeFill="accent6" w:themeFillTint="7F"/>
       </w:tcPr>
     </w:tblStylePr>
+  </w:style>
+  <w:style w:type="paragraph" w:customStyle="1" w:styleId="Moral">
+    <w:name w:val="Moral"/>
+    <w:basedOn w:val="Normal"/>
+    <w:pPr>
+      <w:spacing w:before="160" w:after="0" w:line="276" w:lineRule="auto"/>
+    </w:pPr>
+    <w:rPr>
+      <w:rFonts w:ascii="Arial" w:hAnsi="Arial" w:eastAsia="Arial"/>
+      <w:i/>
+      <w:sz w:val="22"/>
+    </w:rPr>
   </w:style>
 </w:styles>
 </file>
